--- a/rapports/2026-06-03/EQ9/EQ9_sup_v2/DR_031101000010/50-00-89-62.docx
+++ b/rapports/2026-06-03/EQ9/EQ9_sup_v2/DR_031101000010/50-00-89-62.docx
@@ -454,7 +454,7 @@
                 <w:color w:val="16A34A"/>
                 <w:sz w:val="16"/>
               </w:rPr>
-              <w:t>—</w:t>
+              <w:t>s01q00b</w:t>
             </w:r>
           </w:p>
         </w:tc>
@@ -634,7 +634,7 @@
                 <w:color w:val="16A34A"/>
                 <w:sz w:val="16"/>
               </w:rPr>
-              <w:t>—</w:t>
+              <w:t>s01q32, s01q37, s04q23, s01q00b, s01q37_decode, s04q23_decode</w:t>
             </w:r>
           </w:p>
         </w:tc>
@@ -814,7 +814,7 @@
                 <w:color w:val="16A34A"/>
                 <w:sz w:val="16"/>
               </w:rPr>
-              <w:t>—</w:t>
+              <w:t>s01q00b</w:t>
             </w:r>
           </w:p>
         </w:tc>
@@ -994,7 +994,7 @@
                 <w:color w:val="16A34A"/>
                 <w:sz w:val="16"/>
               </w:rPr>
-              <w:t>—</w:t>
+              <w:t>s01q00b</w:t>
             </w:r>
           </w:p>
         </w:tc>
@@ -1174,7 +1174,7 @@
                 <w:color w:val="16A34A"/>
                 <w:sz w:val="16"/>
               </w:rPr>
-              <w:t>—</w:t>
+              <w:t>s01q32, s01q37, s04q23, s01q00b, s01q37_decode, s04q23_decode</w:t>
             </w:r>
           </w:p>
         </w:tc>
@@ -1264,7 +1264,7 @@
                 <w:color w:val="16A34A"/>
                 <w:sz w:val="16"/>
               </w:rPr>
-              <w:t>—</w:t>
+              <w:t>s01q00b</w:t>
             </w:r>
           </w:p>
         </w:tc>
@@ -1354,7 +1354,7 @@
                 <w:color w:val="16A34A"/>
                 <w:sz w:val="16"/>
               </w:rPr>
-              <w:t>—</w:t>
+              <w:t>s01q00b</w:t>
             </w:r>
           </w:p>
         </w:tc>
@@ -1534,7 +1534,7 @@
                 <w:color w:val="16A34A"/>
                 <w:sz w:val="16"/>
               </w:rPr>
-              <w:t>—</w:t>
+              <w:t>s01q32, s01q37, s04q23, s01q00b, s01q37_decode, s04q23_decode</w:t>
             </w:r>
           </w:p>
         </w:tc>
@@ -1624,7 +1624,7 @@
                 <w:color w:val="16A34A"/>
                 <w:sz w:val="16"/>
               </w:rPr>
-              <w:t>—</w:t>
+              <w:t>s01q00b</w:t>
             </w:r>
           </w:p>
         </w:tc>
@@ -1804,7 +1804,7 @@
                 <w:color w:val="16A34A"/>
                 <w:sz w:val="16"/>
               </w:rPr>
-              <w:t>—</w:t>
+              <w:t>s01q32, s01q37, s04q23, s01q00b, s01q37_decode, s04q23_decode</w:t>
             </w:r>
           </w:p>
         </w:tc>
@@ -1894,7 +1894,7 @@
                 <w:color w:val="16A34A"/>
                 <w:sz w:val="16"/>
               </w:rPr>
-              <w:t>—</w:t>
+              <w:t>s01q00b</w:t>
             </w:r>
           </w:p>
         </w:tc>
@@ -1984,7 +1984,7 @@
                 <w:color w:val="16A34A"/>
                 <w:sz w:val="16"/>
               </w:rPr>
-              <w:t>—</w:t>
+              <w:t>s01q00b</w:t>
             </w:r>
           </w:p>
         </w:tc>
@@ -2074,7 +2074,7 @@
                 <w:color w:val="16A34A"/>
                 <w:sz w:val="16"/>
               </w:rPr>
-              <w:t>—</w:t>
+              <w:t>s01q00b</w:t>
             </w:r>
           </w:p>
         </w:tc>
@@ -3154,7 +3154,7 @@
                 <w:color w:val="16A34A"/>
                 <w:sz w:val="16"/>
               </w:rPr>
-              <w:t>—</w:t>
+              <w:t>s01q03c, s01q04a, s01q00b</w:t>
             </w:r>
           </w:p>
         </w:tc>
@@ -3334,7 +3334,7 @@
                 <w:color w:val="16A34A"/>
                 <w:sz w:val="16"/>
               </w:rPr>
-              <w:t>—</w:t>
+              <w:t>s01q32, s01q36, s01q38, s04q37_modif, s02q33, s02q34, s01q00b</w:t>
             </w:r>
           </w:p>
         </w:tc>
@@ -3514,7 +3514,7 @@
                 <w:color w:val="16A34A"/>
                 <w:sz w:val="16"/>
               </w:rPr>
-              <w:t>—</w:t>
+              <w:t>s01q32, s01q36, s01q38, s04q37_modif, s02q33, s02q34, s01q00b</w:t>
             </w:r>
           </w:p>
         </w:tc>
@@ -3604,7 +3604,7 @@
                 <w:color w:val="16A34A"/>
                 <w:sz w:val="16"/>
               </w:rPr>
-              <w:t>—</w:t>
+              <w:t>s01q32, s01q36, s01q38, s04q37_modif, s02q33, s02q34, s01q00b</w:t>
             </w:r>
           </w:p>
         </w:tc>
@@ -3874,7 +3874,7 @@
                 <w:color w:val="16A34A"/>
                 <w:sz w:val="16"/>
               </w:rPr>
-              <w:t>—</w:t>
+              <w:t>s00q27, s01q00a, s01q12, s01q13, s02q04, s03q11, s03q12, s01q01</w:t>
             </w:r>
           </w:p>
         </w:tc>
@@ -3964,7 +3964,7 @@
                 <w:color w:val="16A34A"/>
                 <w:sz w:val="16"/>
               </w:rPr>
-              <w:t>—</w:t>
+              <w:t>s00q27, s01q00a, s01q12, s01q13, s02q04, s03q11, s03q12, s01q01</w:t>
             </w:r>
           </w:p>
         </w:tc>
@@ -4414,7 +4414,7 @@
                 <w:color w:val="16A34A"/>
                 <w:sz w:val="16"/>
               </w:rPr>
-              <w:t>—</w:t>
+              <w:t>s01q41a, s01q00b</w:t>
             </w:r>
           </w:p>
         </w:tc>
@@ -5494,7 +5494,7 @@
                 <w:color w:val="16A34A"/>
                 <w:sz w:val="16"/>
               </w:rPr>
-              <w:t>—</w:t>
+              <w:t>s00q27, s01q03a, s01q03b, s01q03c, s01q00b</w:t>
             </w:r>
           </w:p>
         </w:tc>
@@ -5674,7 +5674,7 @@
                 <w:color w:val="16A34A"/>
                 <w:sz w:val="16"/>
               </w:rPr>
-              <w:t>—</w:t>
+              <w:t>s01q63, s00q04, s02q25, s01q00b, s02q17_2, s02q15_2</w:t>
             </w:r>
           </w:p>
         </w:tc>
@@ -5944,7 +5944,7 @@
                 <w:color w:val="16A34A"/>
                 <w:sz w:val="16"/>
               </w:rPr>
-              <w:t>—</w:t>
+              <w:t>s01q23, s01q00b, s01q23_autre</w:t>
             </w:r>
           </w:p>
         </w:tc>
@@ -6574,7 +6574,7 @@
                 <w:color w:val="16A34A"/>
                 <w:sz w:val="16"/>
               </w:rPr>
-              <w:t>—</w:t>
+              <w:t>s01q63, s00q04, s02q25, s01q00b, s02q17_2, s02q15_2</w:t>
             </w:r>
           </w:p>
         </w:tc>
@@ -6844,7 +6844,7 @@
                 <w:color w:val="16A34A"/>
                 <w:sz w:val="16"/>
               </w:rPr>
-              <w:t>—</w:t>
+              <w:t>s01q47__7, s02q24, s01q00b, s02q17_2, s02q15_2</w:t>
             </w:r>
           </w:p>
         </w:tc>
@@ -6934,7 +6934,7 @@
                 <w:color w:val="16A34A"/>
                 <w:sz w:val="16"/>
               </w:rPr>
-              <w:t>—</w:t>
+              <w:t>s01q63, s00q04, s02q25, s01q00b, s02q17_2, s02q15_2</w:t>
             </w:r>
           </w:p>
         </w:tc>
@@ -7294,7 +7294,7 @@
                 <w:color w:val="16A34A"/>
                 <w:sz w:val="16"/>
               </w:rPr>
-              <w:t>—</w:t>
+              <w:t>s01q63, s00q04, s02q25, s01q00b, s02q17_2, s02q15_2</w:t>
             </w:r>
           </w:p>
         </w:tc>
@@ -7654,7 +7654,7 @@
                 <w:color w:val="16A34A"/>
                 <w:sz w:val="16"/>
               </w:rPr>
-              <w:t>—</w:t>
+              <w:t>s01q63, s00q04, s02q25, s01q00b, s02q17_2, s02q15_2</w:t>
             </w:r>
           </w:p>
         </w:tc>
@@ -7924,7 +7924,7 @@
                 <w:color w:val="16A34A"/>
                 <w:sz w:val="16"/>
               </w:rPr>
-              <w:t>—</w:t>
+              <w:t>s01q63, s00q04, s02q25, s01q00b, s02q17_2, s02q15_2</w:t>
             </w:r>
           </w:p>
         </w:tc>
@@ -8194,7 +8194,7 @@
                 <w:color w:val="16A34A"/>
                 <w:sz w:val="16"/>
               </w:rPr>
-              <w:t>—</w:t>
+              <w:t>s01q47__7, s02q24, s01q00b, s02q17_2, s02q15_2</w:t>
             </w:r>
           </w:p>
         </w:tc>
@@ -8464,7 +8464,7 @@
                 <w:color w:val="16A34A"/>
                 <w:sz w:val="16"/>
               </w:rPr>
-              <w:t>—</w:t>
+              <w:t>s01q63, s00q04, s02q25, s01q00b, s02q17_2, s02q15_2</w:t>
             </w:r>
           </w:p>
         </w:tc>
@@ -8644,7 +8644,7 @@
                 <w:color w:val="16A34A"/>
                 <w:sz w:val="16"/>
               </w:rPr>
-              <w:t>—</w:t>
+              <w:t>s01q23, s01q00b, s01q23_autre</w:t>
             </w:r>
           </w:p>
         </w:tc>
@@ -8914,7 +8914,7 @@
                 <w:color w:val="16A34A"/>
                 <w:sz w:val="16"/>
               </w:rPr>
-              <w:t>—</w:t>
+              <w:t>s01q63, s00q04, s02q25, s01q00b, s02q17_2, s02q15_2</w:t>
             </w:r>
           </w:p>
         </w:tc>
@@ -9274,7 +9274,7 @@
                 <w:color w:val="16A34A"/>
                 <w:sz w:val="16"/>
               </w:rPr>
-              <w:t>—</w:t>
+              <w:t>s01q63, s00q04, s02q25, s01q00b, s02q17_2, s02q15_2</w:t>
             </w:r>
           </w:p>
         </w:tc>
@@ -9544,7 +9544,7 @@
                 <w:color w:val="16A34A"/>
                 <w:sz w:val="16"/>
               </w:rPr>
-              <w:t>—</w:t>
+              <w:t>s01q63, s00q04, s02q25, s01q00b, s02q17_2, s02q15_2</w:t>
             </w:r>
           </w:p>
         </w:tc>
@@ -9724,7 +9724,7 @@
                 <w:color w:val="16A34A"/>
                 <w:sz w:val="16"/>
               </w:rPr>
-              <w:t>—</w:t>
+              <w:t>s01q47__1, s01q47__2, s01q47__3, s01q47__4, s01q47__5, s01q47__6, s01q47__7, s02q15</w:t>
             </w:r>
           </w:p>
         </w:tc>
@@ -9814,7 +9814,7 @@
                 <w:color w:val="16A34A"/>
                 <w:sz w:val="16"/>
               </w:rPr>
-              <w:t>—</w:t>
+              <w:t>s01q47__1, s01q47__2, s01q47__3, s01q47__4, s01q47__5, s01q47__6, s01q47__7, s02q15</w:t>
             </w:r>
           </w:p>
         </w:tc>
@@ -15124,7 +15124,7 @@
                 <w:color w:val="16A34A"/>
                 <w:sz w:val="16"/>
               </w:rPr>
-              <w:t>—</w:t>
+              <w:t>s01q23, s01q00b, s01q23_autre</w:t>
             </w:r>
           </w:p>
         </w:tc>
@@ -15214,7 +15214,7 @@
                 <w:color w:val="16A34A"/>
                 <w:sz w:val="16"/>
               </w:rPr>
-              <w:t>—</w:t>
+              <w:t>s00q11, s01q03b, s01q04b, s02q01__1, s02q02__1, s02q03__1, s02q04, s02q15</w:t>
             </w:r>
           </w:p>
         </w:tc>
@@ -16114,7 +16114,7 @@
                 <w:color w:val="16A34A"/>
                 <w:sz w:val="16"/>
               </w:rPr>
-              <w:t>—</w:t>
+              <w:t>s02q02__1, s02q15, s02q17, s01q00b, s02q17_2, s02q15_2</w:t>
             </w:r>
           </w:p>
         </w:tc>
@@ -17284,7 +17284,7 @@
                 <w:color w:val="16A34A"/>
                 <w:sz w:val="16"/>
               </w:rPr>
-              <w:t>—</w:t>
+              <w:t>s01q64, s00q04, s02q20, s02q25, s04q17, s04q21, s04q35b, s04q46</w:t>
             </w:r>
           </w:p>
         </w:tc>
@@ -17554,7 +17554,7 @@
                 <w:color w:val="16A34A"/>
                 <w:sz w:val="16"/>
               </w:rPr>
-              <w:t>—</w:t>
+              <w:t>s02q02__1, s02q15, s02q17, s03q16, s04q27, s04q43, s04q63, s05q11</w:t>
             </w:r>
           </w:p>
         </w:tc>
@@ -17644,7 +17644,7 @@
                 <w:color w:val="16A34A"/>
                 <w:sz w:val="16"/>
               </w:rPr>
-              <w:t>—</w:t>
+              <w:t>s01q35, s01q36, s01q37, s02q04, s02q15, s03q13, s03q14, s03q15</w:t>
             </w:r>
           </w:p>
         </w:tc>
@@ -17824,7 +17824,7 @@
                 <w:color w:val="16A34A"/>
                 <w:sz w:val="16"/>
               </w:rPr>
-              <w:t>—</w:t>
+              <w:t>s01q35, s01q36, s01q37, s02q04, s02q15, s03q13, s03q14, s03q15</w:t>
             </w:r>
           </w:p>
         </w:tc>
@@ -17914,7 +17914,7 @@
                 <w:color w:val="16A34A"/>
                 <w:sz w:val="16"/>
               </w:rPr>
-              <w:t>—</w:t>
+              <w:t>s01q35, s01q36, s01q37, s02q04, s02q15, s03q13, s03q14, s03q15</w:t>
             </w:r>
           </w:p>
         </w:tc>
